--- a/lý thuyết tkinter.docx
+++ b/lý thuyết tkinter.docx
@@ -5,14 +5,28 @@
     <w:p>
       <w:pPr>
         <w:rPr>
-          <w:lang w:val="vi-VN"/>
-        </w:rPr>
-      </w:pPr>
-      <w:r>
+          <w:b/>
+          <w:bCs/>
+          <w:sz w:val="36"/>
+          <w:szCs w:val="36"/>
+          <w:lang w:val="vi-VN"/>
+        </w:rPr>
+      </w:pPr>
+      <w:r>
+        <w:rPr>
+          <w:b/>
+          <w:bCs/>
+          <w:sz w:val="36"/>
+          <w:szCs w:val="36"/>
+        </w:rPr>
         <w:t>Các</w:t>
       </w:r>
       <w:r>
         <w:rPr>
+          <w:b/>
+          <w:bCs/>
+          <w:sz w:val="36"/>
+          <w:szCs w:val="36"/>
           <w:lang w:val="vi-VN"/>
         </w:rPr>
         <w:t xml:space="preserve"> đối tượng thường dùng trong tkinter</w:t>
@@ -415,25 +429,7 @@
         <w:rPr>
           <w:lang w:val="vi-VN"/>
         </w:rPr>
-        <w:t xml:space="preserve">+ </w:t>
-      </w:r>
-      <w:r>
-        <w:rPr>
-          <w:lang w:val="vi-VN"/>
-        </w:rPr>
-        <w:t xml:space="preserve">textvariable: </w:t>
-      </w:r>
-      <w:r>
-        <w:rPr>
-          <w:lang w:val="vi-VN"/>
-        </w:rPr>
-        <w:t>te</w:t>
-      </w:r>
-      <w:r>
-        <w:rPr>
-          <w:lang w:val="vi-VN"/>
-        </w:rPr>
-        <w:t>xtvariable=var</w:t>
+        <w:t>+ textvariable: textvariable=var</w:t>
       </w:r>
     </w:p>
     <w:p>
@@ -1005,11 +1001,19 @@
     <w:p>
       <w:pPr>
         <w:rPr>
-          <w:lang w:val="vi-VN"/>
-        </w:rPr>
-      </w:pPr>
-      <w:r>
-        <w:rPr>
+          <w:b/>
+          <w:bCs/>
+          <w:sz w:val="36"/>
+          <w:szCs w:val="36"/>
+          <w:lang w:val="vi-VN"/>
+        </w:rPr>
+      </w:pPr>
+      <w:r>
+        <w:rPr>
+          <w:b/>
+          <w:bCs/>
+          <w:sz w:val="36"/>
+          <w:szCs w:val="36"/>
           <w:lang w:val="vi-VN"/>
         </w:rPr>
         <w:t>SQLite trong Python</w:t>
@@ -1103,6 +1107,767 @@
           <w:lang w:val="vi-VN"/>
         </w:rPr>
         <w:t>conn.close()</w:t>
+      </w:r>
+    </w:p>
+    <w:p>
+      <w:pPr>
+        <w:tabs>
+          <w:tab w:val="left" w:pos="3972"/>
+        </w:tabs>
+        <w:rPr>
+          <w:b/>
+          <w:bCs/>
+          <w:sz w:val="36"/>
+          <w:szCs w:val="36"/>
+          <w:lang w:val="vi-VN"/>
+        </w:rPr>
+      </w:pPr>
+      <w:r>
+        <w:rPr>
+          <w:b/>
+          <w:bCs/>
+          <w:sz w:val="36"/>
+          <w:szCs w:val="36"/>
+        </w:rPr>
+        <w:t>Tìm</w:t>
+      </w:r>
+      <w:r>
+        <w:rPr>
+          <w:b/>
+          <w:bCs/>
+          <w:sz w:val="36"/>
+          <w:szCs w:val="36"/>
+          <w:lang w:val="vi-VN"/>
+        </w:rPr>
+        <w:t xml:space="preserve"> kiếm</w:t>
+      </w:r>
+    </w:p>
+    <w:p>
+      <w:pPr>
+        <w:tabs>
+          <w:tab w:val="left" w:pos="3972"/>
+        </w:tabs>
+        <w:rPr>
+          <w:lang w:val="vi-VN"/>
+        </w:rPr>
+      </w:pPr>
+      <w:r>
+        <w:rPr>
+          <w:lang w:val="vi-VN"/>
+        </w:rPr>
+        <w:t>Nguyên tắc xây dựng câu truy vấn</w:t>
+      </w:r>
+    </w:p>
+    <w:p>
+      <w:pPr>
+        <w:tabs>
+          <w:tab w:val="left" w:pos="3972"/>
+        </w:tabs>
+        <w:rPr>
+          <w:lang w:val="vi-VN"/>
+        </w:rPr>
+      </w:pPr>
+      <w:r>
+        <w:rPr>
+          <w:lang w:val="vi-VN"/>
+        </w:rPr>
+        <w:t>Khi tìm theo nhiều tiêu chí, ta thường làm theo mẫu:</w:t>
+      </w:r>
+    </w:p>
+    <w:p>
+      <w:pPr>
+        <w:tabs>
+          <w:tab w:val="left" w:pos="3972"/>
+        </w:tabs>
+        <w:rPr>
+          <w:lang w:val="vi-VN"/>
+        </w:rPr>
+      </w:pPr>
+      <w:r>
+        <w:rPr>
+          <w:lang w:val="vi-VN"/>
+        </w:rPr>
+        <w:t xml:space="preserve">1. </w:t>
+      </w:r>
+      <w:r>
+        <w:rPr>
+          <w:lang w:val="vi-VN"/>
+        </w:rPr>
+        <w:t>Bắt đầu bằng câu truy vấn gốc:</w:t>
+      </w:r>
+      <w:r>
+        <w:rPr>
+          <w:lang w:val="vi-VN"/>
+        </w:rPr>
+        <w:t xml:space="preserve"> </w:t>
+      </w:r>
+      <w:r>
+        <w:rPr>
+          <w:lang w:val="vi-VN"/>
+        </w:rPr>
+        <w:t>SELECT * FROM SinhVien WHERE 1=1</w:t>
+      </w:r>
+    </w:p>
+    <w:p>
+      <w:pPr>
+        <w:tabs>
+          <w:tab w:val="left" w:pos="3972"/>
+        </w:tabs>
+        <w:rPr>
+          <w:lang w:val="vi-VN"/>
+        </w:rPr>
+      </w:pPr>
+      <w:r>
+        <w:rPr>
+          <w:lang w:val="vi-VN"/>
+        </w:rPr>
+        <w:t xml:space="preserve">2. </w:t>
+      </w:r>
+      <w:r>
+        <w:rPr>
+          <w:lang w:val="vi-VN"/>
+        </w:rPr>
+        <w:t xml:space="preserve">Với mỗi ô dữ liệu mà người dùng có nhập → ta </w:t>
+      </w:r>
+      <w:r>
+        <w:rPr>
+          <w:b/>
+          <w:bCs/>
+          <w:lang w:val="vi-VN"/>
+        </w:rPr>
+        <w:t>nối thêm điều kiện</w:t>
+      </w:r>
+      <w:r>
+        <w:rPr>
+          <w:lang w:val="vi-VN"/>
+        </w:rPr>
+        <w:t xml:space="preserve"> vào query:</w:t>
+      </w:r>
+    </w:p>
+    <w:p>
+      <w:pPr>
+        <w:tabs>
+          <w:tab w:val="left" w:pos="3972"/>
+        </w:tabs>
+        <w:rPr>
+          <w:lang w:val="vi-VN"/>
+        </w:rPr>
+      </w:pPr>
+      <w:r>
+        <w:rPr>
+          <w:lang w:val="vi-VN"/>
+        </w:rPr>
+        <w:t>if masv != "":</w:t>
+      </w:r>
+    </w:p>
+    <w:p>
+      <w:pPr>
+        <w:tabs>
+          <w:tab w:val="left" w:pos="3972"/>
+        </w:tabs>
+        <w:rPr>
+          <w:lang w:val="vi-VN"/>
+        </w:rPr>
+      </w:pPr>
+      <w:r>
+        <w:rPr>
+          <w:lang w:val="vi-VN"/>
+        </w:rPr>
+        <w:t xml:space="preserve">    sql += " AND MaSV LIKE ?"</w:t>
+      </w:r>
+    </w:p>
+    <w:p>
+      <w:pPr>
+        <w:tabs>
+          <w:tab w:val="left" w:pos="3972"/>
+        </w:tabs>
+        <w:ind w:firstLine="192"/>
+        <w:rPr>
+          <w:lang w:val="vi-VN"/>
+        </w:rPr>
+      </w:pPr>
+      <w:r>
+        <w:rPr>
+          <w:lang w:val="vi-VN"/>
+        </w:rPr>
+        <w:t>params.append("%" + masv + "%")</w:t>
+      </w:r>
+    </w:p>
+    <w:p>
+      <w:pPr>
+        <w:tabs>
+          <w:tab w:val="left" w:pos="3972"/>
+        </w:tabs>
+        <w:rPr>
+          <w:lang w:val="vi-VN"/>
+        </w:rPr>
+      </w:pPr>
+      <w:r>
+        <w:rPr>
+          <w:lang w:val="vi-VN"/>
+        </w:rPr>
+        <w:t xml:space="preserve">3. </w:t>
+      </w:r>
+      <w:r>
+        <w:t xml:space="preserve">Cuối cùng thực </w:t>
+      </w:r>
+      <w:r>
+        <w:t>thi</w:t>
+      </w:r>
+      <w:r>
+        <w:rPr>
+          <w:lang w:val="vi-VN"/>
+        </w:rPr>
+        <w:t xml:space="preserve">: </w:t>
+      </w:r>
+      <w:r>
+        <w:rPr>
+          <w:lang w:val="vi-VN"/>
+        </w:rPr>
+        <w:t>cur.execute(sql, params)</w:t>
+      </w:r>
+      <w:r>
+        <w:rPr>
+          <w:lang w:val="vi-VN"/>
+        </w:rPr>
+        <w:br w:type="page"/>
+      </w:r>
+    </w:p>
+    <w:p>
+      <w:pPr>
+        <w:tabs>
+          <w:tab w:val="left" w:pos="3972"/>
+        </w:tabs>
+        <w:rPr>
+          <w:lang w:val="vi-VN"/>
+        </w:rPr>
+      </w:pPr>
+    </w:p>
+    <w:p>
+      <w:pPr>
+        <w:tabs>
+          <w:tab w:val="left" w:pos="3972"/>
+        </w:tabs>
+        <w:rPr>
+          <w:lang w:val="vi-VN"/>
+        </w:rPr>
+      </w:pPr>
+      <w:r>
+        <w:rPr>
+          <w:lang w:val="vi-VN"/>
+        </w:rPr>
+        <w:t>Các kiểu tìm kiếm thường gặp trong ứng dụn</w:t>
+      </w:r>
+      <w:r>
+        <w:rPr>
+          <w:rFonts w:hint="eastAsia"/>
+          <w:lang w:val="vi-VN"/>
+        </w:rPr>
+        <w:t>g:</w:t>
+      </w:r>
+    </w:p>
+    <w:p>
+      <w:pPr>
+        <w:tabs>
+          <w:tab w:val="left" w:pos="3972"/>
+        </w:tabs>
+      </w:pPr>
+      <w:r>
+        <w:rPr>
+          <w:rFonts w:hint="eastAsia"/>
+          <w:lang w:val="vi-VN"/>
+        </w:rPr>
+        <w:t xml:space="preserve">1. </w:t>
+      </w:r>
+      <w:r>
+        <w:rPr>
+          <w:b/>
+          <w:bCs/>
+        </w:rPr>
+        <w:t>Exact match</w:t>
+      </w:r>
+      <w:r>
+        <w:t xml:space="preserve"> (so khớp chính xác)</w:t>
+      </w:r>
+      <w:r>
+        <w:rPr>
+          <w:rFonts w:hint="eastAsia"/>
+        </w:rPr>
+        <w:t>：</w:t>
+      </w:r>
+      <w:r>
+        <w:rPr>
+          <w:rFonts w:hint="eastAsia"/>
+        </w:rPr>
+        <w:t xml:space="preserve"> </w:t>
+      </w:r>
+      <w:r>
+        <w:t>WHERE MaSV = ?</w:t>
+      </w:r>
+    </w:p>
+    <w:p>
+      <w:pPr>
+        <w:tabs>
+          <w:tab w:val="left" w:pos="3972"/>
+        </w:tabs>
+      </w:pPr>
+      <w:r>
+        <w:rPr>
+          <w:rFonts w:hint="eastAsia"/>
+        </w:rPr>
+        <w:t xml:space="preserve">2. </w:t>
+      </w:r>
+      <w:r>
+        <w:t>LIKE (một phần)</w:t>
+      </w:r>
+      <w:r>
+        <w:t xml:space="preserve">: </w:t>
+      </w:r>
+      <w:r>
+        <w:t>WHERE HoTen LIKE '%an%'</w:t>
+      </w:r>
+    </w:p>
+    <w:p>
+      <w:pPr>
+        <w:tabs>
+          <w:tab w:val="left" w:pos="3972"/>
+        </w:tabs>
+      </w:pPr>
+      <w:r>
+        <w:t xml:space="preserve">3. </w:t>
+      </w:r>
+      <w:r>
+        <w:t>Range search (tìm theo khoảng)</w:t>
+      </w:r>
+      <w:r>
+        <w:t xml:space="preserve">: </w:t>
+      </w:r>
+      <w:r>
+        <w:t>WHERE NamSinh BETWEEN ? AND ?</w:t>
+      </w:r>
+    </w:p>
+    <w:p>
+      <w:pPr>
+        <w:tabs>
+          <w:tab w:val="left" w:pos="3972"/>
+        </w:tabs>
+        <w:rPr>
+          <w:lang w:val="vi-VN"/>
+        </w:rPr>
+      </w:pPr>
+      <w:r>
+        <w:t>4. S</w:t>
+      </w:r>
+      <w:r>
+        <w:t>earch theo danh sách</w:t>
+      </w:r>
+      <w:r>
+        <w:t xml:space="preserve">: </w:t>
+      </w:r>
+      <w:r>
+        <w:t>WHERE Lop IN ('CNTT','KTPM','HTTT')</w:t>
+      </w:r>
+    </w:p>
+    <w:p>
+      <w:pPr>
+        <w:tabs>
+          <w:tab w:val="left" w:pos="3972"/>
+        </w:tabs>
+        <w:rPr>
+          <w:lang w:val="vi-VN"/>
+        </w:rPr>
+      </w:pPr>
+      <w:r>
+        <w:rPr>
+          <w:lang w:val="vi-VN"/>
+        </w:rPr>
+        <w:t>5. Hàm  thông dụng</w:t>
+      </w:r>
+    </w:p>
+    <w:p>
+      <w:pPr>
+        <w:tabs>
+          <w:tab w:val="left" w:pos="3972"/>
+        </w:tabs>
+        <w:rPr>
+          <w:lang w:val="vi-VN"/>
+        </w:rPr>
+      </w:pPr>
+      <w:r>
+        <w:rPr>
+          <w:lang w:val="vi-VN"/>
+        </w:rPr>
+        <w:t>def search_multi_column(search_text):</w:t>
+      </w:r>
+    </w:p>
+    <w:p>
+      <w:pPr>
+        <w:tabs>
+          <w:tab w:val="left" w:pos="3972"/>
+        </w:tabs>
+        <w:rPr>
+          <w:lang w:val="vi-VN"/>
+        </w:rPr>
+      </w:pPr>
+      <w:r>
+        <w:rPr>
+          <w:lang w:val="vi-VN"/>
+        </w:rPr>
+        <w:t xml:space="preserve">    keywords = search_text.strip().split()</w:t>
+      </w:r>
+    </w:p>
+    <w:p>
+      <w:pPr>
+        <w:tabs>
+          <w:tab w:val="left" w:pos="3972"/>
+        </w:tabs>
+        <w:rPr>
+          <w:lang w:val="vi-VN"/>
+        </w:rPr>
+      </w:pPr>
+      <w:r>
+        <w:rPr>
+          <w:lang w:val="vi-VN"/>
+        </w:rPr>
+        <w:t xml:space="preserve">    sql = "SELECT * FROM SinhVien WHERE 1=1"</w:t>
+      </w:r>
+    </w:p>
+    <w:p>
+      <w:pPr>
+        <w:tabs>
+          <w:tab w:val="left" w:pos="3972"/>
+        </w:tabs>
+        <w:rPr>
+          <w:lang w:val="vi-VN"/>
+        </w:rPr>
+      </w:pPr>
+      <w:r>
+        <w:rPr>
+          <w:lang w:val="vi-VN"/>
+        </w:rPr>
+        <w:t xml:space="preserve">    params = []</w:t>
+      </w:r>
+    </w:p>
+    <w:p>
+      <w:pPr>
+        <w:tabs>
+          <w:tab w:val="left" w:pos="3972"/>
+        </w:tabs>
+        <w:rPr>
+          <w:lang w:val="vi-VN"/>
+        </w:rPr>
+      </w:pPr>
+    </w:p>
+    <w:p>
+      <w:pPr>
+        <w:tabs>
+          <w:tab w:val="left" w:pos="3972"/>
+        </w:tabs>
+        <w:rPr>
+          <w:lang w:val="vi-VN"/>
+        </w:rPr>
+      </w:pPr>
+      <w:r>
+        <w:rPr>
+          <w:lang w:val="vi-VN"/>
+        </w:rPr>
+        <w:t xml:space="preserve">    for kw in keywords:</w:t>
+      </w:r>
+    </w:p>
+    <w:p>
+      <w:pPr>
+        <w:tabs>
+          <w:tab w:val="left" w:pos="3972"/>
+        </w:tabs>
+        <w:rPr>
+          <w:lang w:val="vi-VN"/>
+        </w:rPr>
+      </w:pPr>
+      <w:r>
+        <w:rPr>
+          <w:lang w:val="vi-VN"/>
+        </w:rPr>
+        <w:t xml:space="preserve">        sql += " AND (MaSV LIKE ? OR HoTen LIKE ? OR Lop LIKE ? OR NamSinh LIKE ?)"</w:t>
+      </w:r>
+    </w:p>
+    <w:p>
+      <w:pPr>
+        <w:tabs>
+          <w:tab w:val="left" w:pos="3972"/>
+        </w:tabs>
+        <w:rPr>
+          <w:lang w:val="vi-VN"/>
+        </w:rPr>
+      </w:pPr>
+      <w:r>
+        <w:rPr>
+          <w:lang w:val="vi-VN"/>
+        </w:rPr>
+        <w:t xml:space="preserve">        w = f"%{kw}%"</w:t>
+      </w:r>
+    </w:p>
+    <w:p>
+      <w:pPr>
+        <w:tabs>
+          <w:tab w:val="left" w:pos="3972"/>
+        </w:tabs>
+        <w:rPr>
+          <w:lang w:val="vi-VN"/>
+        </w:rPr>
+      </w:pPr>
+      <w:r>
+        <w:rPr>
+          <w:lang w:val="vi-VN"/>
+        </w:rPr>
+        <w:t xml:space="preserve">        params.extend([w, w, w, w])</w:t>
+      </w:r>
+    </w:p>
+    <w:p>
+      <w:pPr>
+        <w:tabs>
+          <w:tab w:val="left" w:pos="3972"/>
+        </w:tabs>
+        <w:rPr>
+          <w:lang w:val="vi-VN"/>
+        </w:rPr>
+      </w:pPr>
+    </w:p>
+    <w:p>
+      <w:pPr>
+        <w:tabs>
+          <w:tab w:val="left" w:pos="3972"/>
+        </w:tabs>
+        <w:ind w:firstLine="192"/>
+        <w:rPr>
+          <w:lang w:val="vi-VN"/>
+        </w:rPr>
+      </w:pPr>
+      <w:r>
+        <w:rPr>
+          <w:lang w:val="vi-VN"/>
+        </w:rPr>
+        <w:t>return cur.execute(sql, params).fetchall()</w:t>
+      </w:r>
+    </w:p>
+    <w:p>
+      <w:pPr>
+        <w:tabs>
+          <w:tab w:val="left" w:pos="3972"/>
+        </w:tabs>
+        <w:ind w:firstLine="192"/>
+        <w:rPr>
+          <w:lang w:val="vi-VN"/>
+        </w:rPr>
+      </w:pPr>
+    </w:p>
+    <w:p>
+      <w:pPr>
+        <w:tabs>
+          <w:tab w:val="left" w:pos="3972"/>
+        </w:tabs>
+        <w:ind w:firstLine="192"/>
+        <w:rPr>
+          <w:lang w:val="vi-VN"/>
+        </w:rPr>
+      </w:pPr>
+      <w:r>
+        <w:rPr>
+          <w:lang w:val="vi-VN"/>
+        </w:rPr>
+        <w:t>def search(text):</w:t>
+      </w:r>
+    </w:p>
+    <w:p>
+      <w:pPr>
+        <w:tabs>
+          <w:tab w:val="left" w:pos="3972"/>
+        </w:tabs>
+        <w:ind w:firstLine="192"/>
+        <w:rPr>
+          <w:lang w:val="vi-VN"/>
+        </w:rPr>
+      </w:pPr>
+      <w:r>
+        <w:rPr>
+          <w:lang w:val="vi-VN"/>
+        </w:rPr>
+        <w:t xml:space="preserve">    keywords = text.split()</w:t>
+      </w:r>
+    </w:p>
+    <w:p>
+      <w:pPr>
+        <w:tabs>
+          <w:tab w:val="left" w:pos="3972"/>
+        </w:tabs>
+        <w:ind w:firstLine="192"/>
+        <w:rPr>
+          <w:lang w:val="vi-VN"/>
+        </w:rPr>
+      </w:pPr>
+      <w:r>
+        <w:rPr>
+          <w:lang w:val="vi-VN"/>
+        </w:rPr>
+        <w:t xml:space="preserve">    </w:t>
+      </w:r>
+    </w:p>
+    <w:p>
+      <w:pPr>
+        <w:tabs>
+          <w:tab w:val="left" w:pos="3972"/>
+        </w:tabs>
+        <w:ind w:firstLine="192"/>
+        <w:rPr>
+          <w:lang w:val="vi-VN"/>
+        </w:rPr>
+      </w:pPr>
+      <w:r>
+        <w:rPr>
+          <w:lang w:val="vi-VN"/>
+        </w:rPr>
+        <w:t xml:space="preserve">    sql = "SELECT * FROM students WHERE 1=1"</w:t>
+      </w:r>
+    </w:p>
+    <w:p>
+      <w:pPr>
+        <w:tabs>
+          <w:tab w:val="left" w:pos="3972"/>
+        </w:tabs>
+        <w:ind w:firstLine="192"/>
+        <w:rPr>
+          <w:lang w:val="vi-VN"/>
+        </w:rPr>
+      </w:pPr>
+      <w:r>
+        <w:rPr>
+          <w:lang w:val="vi-VN"/>
+        </w:rPr>
+        <w:t xml:space="preserve">    params = []</w:t>
+      </w:r>
+    </w:p>
+    <w:p>
+      <w:pPr>
+        <w:tabs>
+          <w:tab w:val="left" w:pos="3972"/>
+        </w:tabs>
+        <w:ind w:firstLine="192"/>
+        <w:rPr>
+          <w:lang w:val="vi-VN"/>
+        </w:rPr>
+      </w:pPr>
+    </w:p>
+    <w:p>
+      <w:pPr>
+        <w:tabs>
+          <w:tab w:val="left" w:pos="3972"/>
+        </w:tabs>
+        <w:ind w:firstLine="192"/>
+        <w:rPr>
+          <w:lang w:val="vi-VN"/>
+        </w:rPr>
+      </w:pPr>
+      <w:r>
+        <w:rPr>
+          <w:lang w:val="vi-VN"/>
+        </w:rPr>
+        <w:t xml:space="preserve">    for kw in keywords:</w:t>
+      </w:r>
+    </w:p>
+    <w:p>
+      <w:pPr>
+        <w:tabs>
+          <w:tab w:val="left" w:pos="3972"/>
+        </w:tabs>
+        <w:ind w:firstLine="192"/>
+        <w:rPr>
+          <w:lang w:val="vi-VN"/>
+        </w:rPr>
+      </w:pPr>
+      <w:r>
+        <w:rPr>
+          <w:lang w:val="vi-VN"/>
+        </w:rPr>
+        <w:t xml:space="preserve">        sql += " AND (masv LIKE ? OR name LIKE ? OR grade LIKE ?)"</w:t>
+      </w:r>
+    </w:p>
+    <w:p>
+      <w:pPr>
+        <w:tabs>
+          <w:tab w:val="left" w:pos="3972"/>
+        </w:tabs>
+        <w:ind w:firstLine="192"/>
+        <w:rPr>
+          <w:lang w:val="vi-VN"/>
+        </w:rPr>
+      </w:pPr>
+      <w:r>
+        <w:rPr>
+          <w:lang w:val="vi-VN"/>
+        </w:rPr>
+        <w:t xml:space="preserve">        w = f"%{kw}%"</w:t>
+      </w:r>
+    </w:p>
+    <w:p>
+      <w:pPr>
+        <w:tabs>
+          <w:tab w:val="left" w:pos="3972"/>
+        </w:tabs>
+        <w:ind w:firstLine="192"/>
+        <w:rPr>
+          <w:lang w:val="vi-VN"/>
+        </w:rPr>
+      </w:pPr>
+      <w:r>
+        <w:rPr>
+          <w:lang w:val="vi-VN"/>
+        </w:rPr>
+        <w:t xml:space="preserve">        params.extend([w, w, w])</w:t>
+      </w:r>
+    </w:p>
+    <w:p>
+      <w:pPr>
+        <w:tabs>
+          <w:tab w:val="left" w:pos="3972"/>
+        </w:tabs>
+        <w:ind w:firstLine="192"/>
+        <w:rPr>
+          <w:lang w:val="vi-VN"/>
+        </w:rPr>
+      </w:pPr>
+    </w:p>
+    <w:p>
+      <w:pPr>
+        <w:tabs>
+          <w:tab w:val="left" w:pos="3972"/>
+        </w:tabs>
+        <w:ind w:firstLine="192"/>
+        <w:rPr>
+          <w:lang w:val="vi-VN"/>
+        </w:rPr>
+      </w:pPr>
+      <w:r>
+        <w:rPr>
+          <w:lang w:val="vi-VN"/>
+        </w:rPr>
+        <w:t xml:space="preserve">    cur.execute(sql, params)</w:t>
+      </w:r>
+    </w:p>
+    <w:p>
+      <w:pPr>
+        <w:tabs>
+          <w:tab w:val="left" w:pos="3972"/>
+        </w:tabs>
+        <w:ind w:firstLine="192"/>
+        <w:rPr>
+          <w:rFonts w:hint="eastAsia"/>
+          <w:lang w:val="vi-VN"/>
+        </w:rPr>
+      </w:pPr>
+      <w:r>
+        <w:rPr>
+          <w:lang w:val="vi-VN"/>
+        </w:rPr>
+        <w:t xml:space="preserve">    return cur.fetchall()</w:t>
       </w:r>
     </w:p>
     <w:sectPr>
@@ -1718,7 +2483,6 @@
   <w:style w:type="character" w:default="1" w:styleId="DefaultParagraphFont">
     <w:name w:val="Default Paragraph Font"/>
     <w:uiPriority w:val="1"/>
-    <w:semiHidden/>
     <w:unhideWhenUsed/>
   </w:style>
   <w:style w:type="table" w:default="1" w:styleId="TableNormal">
